--- a/teoria/documentacion/Guion_exposicion_Ulises_y_Agustin_Villafane_Wifi.docx
+++ b/teoria/documentacion/Guion_exposicion_Ulises_y_Agustin_Villafane_Wifi.docx
@@ -154,7 +154,7 @@
           <w:color w:val="687970"/>
           <w:sz w:val="20"/>
         </w:rPr>
-        <w:t>Versión evaluada: Avance actual - 02/09/2026</w:t>
+        <w:t>Versión evaluada: alineación tecnológica - 09/09/2026</w:t>
       </w:r>
     </w:p>
     <w:p>
@@ -556,7 +556,7 @@
           <w:color w:val="17251F"/>
           <w:sz w:val="22"/>
         </w:rPr>
-        <w:t>Buenos días. Somos Ulises Belazquez y Agustín Serrano, estudiantes de la Licenciatura en Sistemas de Información. En el marco de Seminario de Integración desarrollamos el proyecto denominado Sistema de Gestión Integral y Atención al Cliente para Villafañe Wifi.</w:t>
+        <w:t>Buenos días. Somos Ulises Serrano y Agustín Belazquez, estudiantes de la Licenciatura en Sistemas de Información. En Seminario de Integración desarrollamos el Sistema de Gestión Integral y Atención al Cliente para Villafañe Wifi.</w:t>
       </w:r>
     </w:p>
     <w:p>
@@ -1116,7 +1116,7 @@
           <w:color w:val="17251F"/>
           <w:sz w:val="22"/>
         </w:rPr>
-        <w:t>El backend y el panel web están desarrollados con Python, Django y Django REST Framework. Utilizamos PostgreSQL como base de datos y organizamos el código como un monolito modular, con aplicaciones separadas para usuarios, clientes, servicios y facturación.</w:t>
+        <w:t>El backend y el panel web están desarrollados con PHP y Laravel 13. Utilizamos MariaDB como base de datos y organizamos el código como un monolito modular, con modelos Eloquent, servicios de dominio, controladores web/API y vistas Blade.</w:t>
       </w:r>
     </w:p>
     <w:p>
@@ -1148,7 +1148,7 @@
           <w:color w:val="17251F"/>
           <w:sz w:val="22"/>
         </w:rPr>
-        <w:t>Para las etapas futuras prevemos la API oficial de WhatsApp de Meta, un servicio externo de lenguaje para interpretar intenciones, Google Cloud Vision con Tesseract como respaldo para OCR y Celery con Redis para tareas automáticas.</w:t>
+        <w:t>Para las etapas siguientes prevemos la API oficial de WhatsApp de Meta, un servicio externo de lenguaje para interpretar intenciones, Google Cloud Vision con Tesseract como respaldo para OCR y el Scheduler con colas de Laravel para tareas automáticas.</w:t>
       </w:r>
     </w:p>
     <w:p>
@@ -1404,7 +1404,7 @@
           <w:color w:val="17251F"/>
           <w:sz w:val="22"/>
         </w:rPr>
-        <w:t>El Avance actual cuenta con cincuenta pruebas automatizadas que verifican modelos, servicios, permisos, panel y API. También ejecutamos análisis estático con Ruff, comprobaciones de Django y control de migraciones.</w:t>
+        <w:t>El repositorio contiene dieciséis métodos de prueba PHPUnit en siete archivos Feature, que cubren autenticación, permisos, clientes, facturación, API y datos de demostración. También usamos Laravel Pint y comparamos migración, modelos y diagramas.</w:t>
       </w:r>
     </w:p>
     <w:p>
@@ -1722,7 +1722,7 @@
                 <w:color w:val="17251F"/>
                 <w:sz w:val="19"/>
               </w:rPr>
-              <w:t>¿Por qué eligieron Django?</w:t>
+              <w:t>¿Por qué eligieron Laravel?</w:t>
             </w:r>
           </w:p>
         </w:tc>
@@ -1770,7 +1770,7 @@
                 <w:color w:val="17251F"/>
                 <w:sz w:val="19"/>
               </w:rPr>
-              <w:t>Experiencia previa, POO, autenticación, ORM, rapidez de desarrollo y API REST.</w:t>
+              <w:t>POO, Eloquent, autenticación, validación, rapidez de desarrollo y API REST.</w:t>
             </w:r>
           </w:p>
         </w:tc>
@@ -1796,7 +1796,7 @@
                 <w:color w:val="17251F"/>
                 <w:sz w:val="19"/>
               </w:rPr>
-              <w:t>¿Por qué PostgreSQL?</w:t>
+              <w:t>¿Por qué MariaDB?</w:t>
             </w:r>
           </w:p>
         </w:tc>
@@ -1844,7 +1844,7 @@
                 <w:color w:val="17251F"/>
                 <w:sz w:val="19"/>
               </w:rPr>
-              <w:t>Integridad, restricciones, transacciones y adecuación a un sistema relacional.</w:t>
+              <w:t>Integridad relacional, compatibilidad con el entorno y administración mediante Workbench.</w:t>
             </w:r>
           </w:p>
         </w:tc>
@@ -2176,7 +2176,7 @@
           <w:color w:val="17251F"/>
           <w:sz w:val="22"/>
         </w:rPr>
-        <w:t>Confirmar que PostgreSQL y el servidor de Django estén funcionando.</w:t>
+        <w:t>Confirmar que MariaDB, php artisan serve y npm run dev estén funcionando.</w:t>
       </w:r>
     </w:p>
     <w:p>
